--- a/livrables/lecons/appli-ia/2026-09-25_lecon-appli-ia_09_qualite-tests-debogage.docx
+++ b/livrables/lecons/appli-ia/2026-09-25_lecon-appli-ia_09_qualite-tests-debogage.docx
@@ -324,7 +324,18 @@
           <w:sz w:val="22"/>
           <w:szCs w:val="22"/>
         </w:rPr>
-        <w:t xml:space="preserve"> — 16 tests pour normaliser et matcheFiltres (node:test + --experimental-strip-types)</w:t>
+        <w:t xml:space="preserve"> — 16 tests pour normaliser et matcheFiltres (node:test, types déshabillés par Node sans drapeau)</w:t>
+      </w:r>
+      <w:r>
+        <w:rPr>
+          <w:rFonts w:ascii="Times New Roman" w:cs="Times New Roman" w:eastAsia="Times New Roman" w:hAnsi="Times New Roman"/>
+          <w:i/>
+          <w:iCs/>
+          <w:color w:val="6B7280"/>
+          <w:sz w:val="20"/>
+          <w:szCs w:val="20"/>
+        </w:rPr>
+        <w:t xml:space="preserve"> [Corrigé le 25/09/2026 : l'incrément annonçait « node:test + --experimental-strip-types ». Le déshabillage de types est actif par défaut depuis Node.js v23.6.0 et v22.18.0, et le drapeau a été renommé --no-strip-types en v24.12.0 et v25.2.0 (nodejs.org/api/cli.html, table History de --no-strip-types, consultée le 25/09/2026). Le Node de ce projet est plus récent que ce renommage — node -v rend v24.15.0. Le drapeau ne sert donc à rien : mesuré le 25/09/2026 sans lui, 16 pass, 0 fail, aucun avertissement.]</w:t>
       </w:r>
     </w:p>
     <w:p>
@@ -1101,7 +1112,18 @@
           <w:sz w:val="22"/>
           <w:szCs w:val="22"/>
         </w:rPr>
-        <w:t xml:space="preserve"> est intégré. La documentation officielle (nodejs.org/api/test.html, consulté le 25/09/2026) indique : « Stability: 2 — Stable ». Il est disponible sans rien installer. Sur Node.js v24.15.0 (la version de ce projet, vérifiée le 18/09/2026), il est complet.</w:t>
+        <w:t xml:space="preserve"> est intégré. La documentation officielle (nodejs.org/api/test.html, consulté le 25/09/2026) indique : « Stability: 2 - Stable ». Il est disponible sans rien installer. Sur Node.js v24.15.0 (le binaire /usr/local/bin/node que lance le job, relevé le 18/09/2026 ; un terminal avec nvm rend v24.18.1 sur cette machine, et le LTS courant est v24.21.0), il est complet.</w:t>
+      </w:r>
+      <w:r>
+        <w:rPr>
+          <w:rFonts w:ascii="Times New Roman" w:cs="Times New Roman" w:eastAsia="Times New Roman" w:hAnsi="Times New Roman"/>
+          <w:i/>
+          <w:iCs/>
+          <w:color w:val="6B7280"/>
+          <w:sz w:val="20"/>
+          <w:szCs w:val="20"/>
+        </w:rPr>
+        <w:t xml:space="preserve"> [Corrigé le 25/09/2026 : la page écrit « Stability: 2 - Stable » avec un trait d'union, la leçon citait un tiret cadratin ; et la version annoncée était celle d'un seul des deux binaires installés, sans le dire.]</w:t>
       </w:r>
     </w:p>
     <w:p>
@@ -1277,7 +1299,25 @@
           <w:sz w:val="20"/>
           <w:szCs w:val="20"/>
         </w:rPr>
-        <w:t xml:space="preserve">// Syntaxe 2 : describe/it (alias, mêmes fonctions)</w:t>
+        <w:t xml:space="preserve">// Syntaxe 2 : describe/it (alias, mêmes fonctions) — à importer, eux aussi</w:t>
+      </w:r>
+    </w:p>
+    <w:p>
+      <w:pPr>
+        <w:pBdr>
+          <w:left w:val="single" w:color="1B3A6B" w:sz="16"/>
+        </w:pBdr>
+        <w:shd w:fill="F5F5F5" w:color="F5F5F5" w:val="solid"/>
+        <w:spacing w:after="0" w:before="0" w:line="240"/>
+      </w:pPr>
+      <w:r>
+        <w:rPr>
+          <w:rFonts w:ascii="Consolas" w:cs="Consolas" w:eastAsia="Consolas" w:hAnsi="Consolas"/>
+          <w:color w:val="1A1A1A"/>
+          <w:sz w:val="20"/>
+          <w:szCs w:val="20"/>
+        </w:rPr>
+        <w:t xml:space="preserve">const { describe, it } = require('node:test');</w:t>
       </w:r>
     </w:p>
     <w:p>
@@ -1436,6 +1476,17 @@
           <w:szCs w:val="22"/>
         </w:rPr>
         <w:t xml:space="preserve">. Si au moins un test échoue, le code de sortie est 1.</w:t>
+      </w:r>
+      <w:r>
+        <w:rPr>
+          <w:rFonts w:ascii="Times New Roman" w:cs="Times New Roman" w:eastAsia="Times New Roman" w:hAnsi="Times New Roman"/>
+          <w:i/>
+          <w:iCs/>
+          <w:color w:val="6B7280"/>
+          <w:sz w:val="20"/>
+          <w:szCs w:val="20"/>
+        </w:rPr>
+        <w:t xml:space="preserve"> [Corrigé le 25/09/2026 : le bloc « Syntaxe 2 » n'importait que test : copié tel quel, il lève ReferenceError: describe is not defined (mesuré le 25/09/2026, code de sortie 1). describe et it ne sont pas des variables globales, ils s'importent de node:test — comme le fait scripts/tests.js, qui est juste.]</w:t>
       </w:r>
     </w:p>
     <w:p>
@@ -2673,113 +2724,178 @@
         </w:rPr>
         <w:t xml:space="preserve">Relance node scripts/tests.js. Le test échoue avec :</w:t>
       </w:r>
-    </w:p>
-    <w:p>
-      <w:pPr>
-        <w:pBdr>
-          <w:left w:val="single" w:color="1B3A6B" w:sz="16"/>
-        </w:pBdr>
-        <w:shd w:fill="F5F5F5" w:color="F5F5F5" w:val="solid"/>
-        <w:spacing w:after="0" w:before="0" w:line="240"/>
-      </w:pPr>
-      <w:r>
-        <w:rPr>
-          <w:rFonts w:ascii="Consolas" w:cs="Consolas" w:eastAsia="Consolas" w:hAnsi="Consolas"/>
-          <w:color w:val="1A1A1A"/>
-          <w:sz w:val="20"/>
-          <w:szCs w:val="20"/>
-        </w:rPr>
-        <w:t xml:space="preserve">✖ convention 2 — quiz PPTX (1.2ms)</w:t>
-      </w:r>
-    </w:p>
-    <w:p>
-      <w:pPr>
-        <w:pBdr>
-          <w:left w:val="single" w:color="1B3A6B" w:sz="16"/>
-        </w:pBdr>
-        <w:shd w:fill="F5F5F5" w:color="F5F5F5" w:val="solid"/>
-        <w:spacing w:after="0" w:before="0" w:line="240"/>
-      </w:pPr>
-      <w:r>
-        <w:rPr>
-          <w:rFonts w:ascii="Consolas" w:cs="Consolas" w:eastAsia="Consolas" w:hAnsi="Consolas"/>
-          <w:color w:val="1A1A1A"/>
-          <w:sz w:val="20"/>
-          <w:szCs w:val="20"/>
-        </w:rPr>
-        <w:t xml:space="preserve">  AssertionError [ERR_ASSERTION]: '2026-04-06' == '2099-01-01'</w:t>
-      </w:r>
-    </w:p>
-    <w:p>
-      <w:pPr>
-        <w:pBdr>
-          <w:left w:val="single" w:color="1B3A6B" w:sz="16"/>
-        </w:pBdr>
-        <w:shd w:fill="F5F5F5" w:color="F5F5F5" w:val="solid"/>
-        <w:spacing w:after="0" w:before="0" w:line="240"/>
-      </w:pPr>
-      <w:r>
-        <w:rPr>
-          <w:rFonts w:ascii="Consolas" w:cs="Consolas" w:eastAsia="Consolas" w:hAnsi="Consolas"/>
-          <w:color w:val="1A1A1A"/>
-          <w:sz w:val="20"/>
-          <w:szCs w:val="20"/>
-        </w:rPr>
-        <w:t xml:space="preserve">      at TestContext.&lt;anonymous&gt; (scripts/tests.js:43:12)</w:t>
-      </w:r>
-    </w:p>
-    <w:p>
-      <w:pPr>
-        <w:pBdr>
-          <w:left w:val="single" w:color="1B3A6B" w:sz="16"/>
-        </w:pBdr>
-        <w:shd w:fill="F5F5F5" w:color="F5F5F5" w:val="solid"/>
-        <w:spacing w:after="0" w:before="0" w:line="240"/>
-      </w:pPr>
-      <w:r>
-        <w:rPr>
-          <w:rFonts w:ascii="Consolas" w:cs="Consolas" w:eastAsia="Consolas" w:hAnsi="Consolas"/>
-          <w:color w:val="1A1A1A"/>
-          <w:sz w:val="20"/>
-          <w:szCs w:val="20"/>
-        </w:rPr>
-        <w:t xml:space="preserve">      + actual - expected</w:t>
-      </w:r>
-    </w:p>
-    <w:p>
-      <w:pPr>
-        <w:pBdr>
-          <w:left w:val="single" w:color="1B3A6B" w:sz="16"/>
-        </w:pBdr>
-        <w:shd w:fill="F5F5F5" w:color="F5F5F5" w:val="solid"/>
-        <w:spacing w:after="0" w:before="0" w:line="240"/>
-      </w:pPr>
-      <w:r>
-        <w:rPr>
-          <w:rFonts w:ascii="Consolas" w:cs="Consolas" w:eastAsia="Consolas" w:hAnsi="Consolas"/>
-          <w:color w:val="1A1A1A"/>
-          <w:sz w:val="20"/>
-          <w:szCs w:val="20"/>
-        </w:rPr>
-        <w:t xml:space="preserve">      + '2026-04-06'</w:t>
-      </w:r>
-    </w:p>
-    <w:p>
-      <w:pPr>
-        <w:pBdr>
-          <w:left w:val="single" w:color="1B3A6B" w:sz="16"/>
-        </w:pBdr>
-        <w:shd w:fill="F5F5F5" w:color="F5F5F5" w:val="solid"/>
-        <w:spacing w:after="0" w:before="0" w:line="240"/>
-      </w:pPr>
-      <w:r>
-        <w:rPr>
-          <w:rFonts w:ascii="Consolas" w:cs="Consolas" w:eastAsia="Consolas" w:hAnsi="Consolas"/>
-          <w:color w:val="1A1A1A"/>
-          <w:sz w:val="20"/>
-          <w:szCs w:val="20"/>
-        </w:rPr>
-        <w:t xml:space="preserve">      - '2099-01-01'</w:t>
+      <w:r>
+        <w:rPr>
+          <w:rFonts w:ascii="Times New Roman" w:cs="Times New Roman" w:eastAsia="Times New Roman" w:hAnsi="Times New Roman"/>
+          <w:i/>
+          <w:iCs/>
+          <w:color w:val="6B7280"/>
+          <w:sz w:val="20"/>
+          <w:szCs w:val="20"/>
+        </w:rPr>
+        <w:t xml:space="preserve"> [Corrigé le 25/09/2026 : le bloc ci-dessous était une reconstitution, pas une sortie. Rejoué le 25/09/2026 sur Node.js v24.15.0 en modifiant réellement la ligne 48 : le message est Expected values to be strictly equal: et non « '2026-04-06' == '2099-01-01' » (cette dernière forme est celle d'assert.equal, Stability 3 - Legacy) ; le diff précède la pile et non l'inverse ; Node imprime en plus un caret ^ sous le diff ; et l'assertion est ligne 46, pas 43. La trace réelle porte le chemin absolu, abrégé ici en « /… ». Sortie d'origine au journal.]</w:t>
+      </w:r>
+    </w:p>
+    <w:p>
+      <w:pPr>
+        <w:pBdr>
+          <w:left w:val="single" w:color="1B3A6B" w:sz="16"/>
+        </w:pBdr>
+        <w:shd w:fill="F5F5F5" w:color="F5F5F5" w:val="solid"/>
+        <w:spacing w:after="0" w:before="0" w:line="240"/>
+      </w:pPr>
+      <w:r>
+        <w:rPr>
+          <w:rFonts w:ascii="Consolas" w:cs="Consolas" w:eastAsia="Consolas" w:hAnsi="Consolas"/>
+          <w:color w:val="1A1A1A"/>
+          <w:sz w:val="20"/>
+          <w:szCs w:val="20"/>
+        </w:rPr>
+        <w:t xml:space="preserve">✖ convention 2 — quiz PPTX (2.4ms)</w:t>
+      </w:r>
+    </w:p>
+    <w:p>
+      <w:pPr>
+        <w:pBdr>
+          <w:left w:val="single" w:color="1B3A6B" w:sz="16"/>
+        </w:pBdr>
+        <w:shd w:fill="F5F5F5" w:color="F5F5F5" w:val="solid"/>
+        <w:spacing w:after="0" w:before="0" w:line="240"/>
+      </w:pPr>
+      <w:r>
+        <w:rPr>
+          <w:rFonts w:ascii="Consolas" w:cs="Consolas" w:eastAsia="Consolas" w:hAnsi="Consolas"/>
+          <w:color w:val="1A1A1A"/>
+          <w:sz w:val="20"/>
+          <w:szCs w:val="20"/>
+        </w:rPr>
+        <w:t xml:space="preserve">  AssertionError [ERR_ASSERTION]: Expected values to be strictly equal:</w:t>
+      </w:r>
+    </w:p>
+    <w:p>
+      <w:pPr>
+        <w:pBdr>
+          <w:left w:val="single" w:color="1B3A6B" w:sz="16"/>
+        </w:pBdr>
+        <w:shd w:fill="F5F5F5" w:color="F5F5F5" w:val="solid"/>
+        <w:spacing w:after="0" w:before="0" w:line="240"/>
+      </w:pPr>
+      <w:r>
+        <w:rPr>
+          <w:rFonts w:ascii="Consolas" w:cs="Consolas" w:eastAsia="Consolas" w:hAnsi="Consolas"/>
+          <w:color w:val="1A1A1A"/>
+          <w:sz w:val="20"/>
+          <w:szCs w:val="20"/>
+        </w:rPr>
+        <w:t xml:space="preserve">  + actual - expected</w:t>
+      </w:r>
+    </w:p>
+    <w:p>
+      <w:pPr>
+        <w:pBdr>
+          <w:left w:val="single" w:color="1B3A6B" w:sz="16"/>
+        </w:pBdr>
+        <w:shd w:fill="F5F5F5" w:color="F5F5F5" w:val="solid"/>
+        <w:spacing w:after="0" w:before="0" w:line="240"/>
+      </w:pPr>
+      <w:r>
+        <w:rPr>
+          <w:rFonts w:ascii="Consolas" w:cs="Consolas" w:eastAsia="Consolas" w:hAnsi="Consolas"/>
+          <w:color w:val="1A1A1A"/>
+          <w:sz w:val="20"/>
+          <w:szCs w:val="20"/>
+        </w:rPr>
+        <w:t xml:space="preserve">  </w:t>
+      </w:r>
+    </w:p>
+    <w:p>
+      <w:pPr>
+        <w:pBdr>
+          <w:left w:val="single" w:color="1B3A6B" w:sz="16"/>
+        </w:pBdr>
+        <w:shd w:fill="F5F5F5" w:color="F5F5F5" w:val="solid"/>
+        <w:spacing w:after="0" w:before="0" w:line="240"/>
+      </w:pPr>
+      <w:r>
+        <w:rPr>
+          <w:rFonts w:ascii="Consolas" w:cs="Consolas" w:eastAsia="Consolas" w:hAnsi="Consolas"/>
+          <w:color w:val="1A1A1A"/>
+          <w:sz w:val="20"/>
+          <w:szCs w:val="20"/>
+        </w:rPr>
+        <w:t xml:space="preserve">  + '2026-04-06'</w:t>
+      </w:r>
+    </w:p>
+    <w:p>
+      <w:pPr>
+        <w:pBdr>
+          <w:left w:val="single" w:color="1B3A6B" w:sz="16"/>
+        </w:pBdr>
+        <w:shd w:fill="F5F5F5" w:color="F5F5F5" w:val="solid"/>
+        <w:spacing w:after="0" w:before="0" w:line="240"/>
+      </w:pPr>
+      <w:r>
+        <w:rPr>
+          <w:rFonts w:ascii="Consolas" w:cs="Consolas" w:eastAsia="Consolas" w:hAnsi="Consolas"/>
+          <w:color w:val="1A1A1A"/>
+          <w:sz w:val="20"/>
+          <w:szCs w:val="20"/>
+        </w:rPr>
+        <w:t xml:space="preserve">  - '2099-01-01'</w:t>
+      </w:r>
+    </w:p>
+    <w:p>
+      <w:pPr>
+        <w:pBdr>
+          <w:left w:val="single" w:color="1B3A6B" w:sz="16"/>
+        </w:pBdr>
+        <w:shd w:fill="F5F5F5" w:color="F5F5F5" w:val="solid"/>
+        <w:spacing w:after="0" w:before="0" w:line="240"/>
+      </w:pPr>
+      <w:r>
+        <w:rPr>
+          <w:rFonts w:ascii="Consolas" w:cs="Consolas" w:eastAsia="Consolas" w:hAnsi="Consolas"/>
+          <w:color w:val="1A1A1A"/>
+          <w:sz w:val="20"/>
+          <w:szCs w:val="20"/>
+        </w:rPr>
+        <w:t xml:space="preserve">       ^</w:t>
+      </w:r>
+    </w:p>
+    <w:p>
+      <w:pPr>
+        <w:pBdr>
+          <w:left w:val="single" w:color="1B3A6B" w:sz="16"/>
+        </w:pBdr>
+        <w:shd w:fill="F5F5F5" w:color="F5F5F5" w:val="solid"/>
+        <w:spacing w:after="0" w:before="0" w:line="240"/>
+      </w:pPr>
+      <w:r>
+        <w:rPr>
+          <w:rFonts w:ascii="Consolas" w:cs="Consolas" w:eastAsia="Consolas" w:hAnsi="Consolas"/>
+          <w:color w:val="1A1A1A"/>
+          <w:sz w:val="20"/>
+          <w:szCs w:val="20"/>
+        </w:rPr>
+        <w:t xml:space="preserve">  </w:t>
+      </w:r>
+    </w:p>
+    <w:p>
+      <w:pPr>
+        <w:pBdr>
+          <w:left w:val="single" w:color="1B3A6B" w:sz="16"/>
+        </w:pBdr>
+        <w:shd w:fill="F5F5F5" w:color="F5F5F5" w:val="solid"/>
+        <w:spacing w:after="0" w:before="0" w:line="240"/>
+      </w:pPr>
+      <w:r>
+        <w:rPr>
+          <w:rFonts w:ascii="Consolas" w:cs="Consolas" w:eastAsia="Consolas" w:hAnsi="Consolas"/>
+          <w:color w:val="1A1A1A"/>
+          <w:sz w:val="20"/>
+          <w:szCs w:val="20"/>
+        </w:rPr>
+        <w:t xml:space="preserve">      at TestContext.&lt;anonymous&gt; (/…/appli-ia/scripts/tests.js:46:12)</w:t>
       </w:r>
     </w:p>
     <w:p>
@@ -2822,7 +2938,7 @@
           <w:sz w:val="22"/>
           <w:szCs w:val="22"/>
         </w:rPr>
-        <w:t xml:space="preserve"> montre ce que le code retourne réellement (+) et ce que le test attendait (-). C'est le format AssertionError de </w:t>
+        <w:t xml:space="preserve"> montre ce que le code retourne réellement (+) et ce que le test attendait (-). C'est le format de node:assert/strict : il annonce Expected values to be strictly equal: puis le diff. La forme « X == Y » que tu peux croiser ailleurs vient d'assert.equal, l'API historique classée Stability 3 - Legacy sur la page de </w:t>
       </w:r>
       <w:r>
         <w:rPr>
@@ -2841,6 +2957,17 @@
           <w:szCs w:val="22"/>
         </w:rPr>
         <w:t xml:space="preserve">. Restaure la valeur correcte '2026-04-06' et vérifie que les 17 tests repassent.</w:t>
+      </w:r>
+      <w:r>
+        <w:rPr>
+          <w:rFonts w:ascii="Times New Roman" w:cs="Times New Roman" w:eastAsia="Times New Roman" w:hAnsi="Times New Roman"/>
+          <w:i/>
+          <w:iCs/>
+          <w:color w:val="6B7280"/>
+          <w:sz w:val="20"/>
+          <w:szCs w:val="20"/>
+        </w:rPr>
+        <w:t xml:space="preserve"> [Corrigé le 25/09/2026 : la phrase disait seulement « C'est le format AssertionError de node:assert/strict » au-dessus d'un message qui n'était pas celui-là. Format rejoué et vérifié le 25/09/2026.]</w:t>
       </w:r>
     </w:p>
     <w:p>
@@ -3079,7 +3206,7 @@
           <w:sz w:val="20"/>
           <w:szCs w:val="20"/>
         </w:rPr>
-        <w:t xml:space="preserve">node --experimental-strip-types --test scripts/tests-filtres.mts</w:t>
+        <w:t xml:space="preserve">node --test scripts/tests-filtres.mts</w:t>
       </w:r>
     </w:p>
     <w:p>
@@ -3104,7 +3231,7 @@
           <w:sz w:val="22"/>
           <w:szCs w:val="22"/>
         </w:rPr>
-        <w:t xml:space="preserve">16 tests · 2 suites (normaliser + matcheFiltres) · 16 pass · 0 fail. Le flag </w:t>
+        <w:t xml:space="preserve">16 tests · 2 suites (normaliser + matcheFiltres) · 16 pass · 0 fail. Aucun drapeau n'est nécessaire : le déshabillage de types est actif par défaut depuis Node.js v23.6.0 et v22.18.0, et </w:t>
       </w:r>
       <w:r>
         <w:rPr>
@@ -3122,7 +3249,7 @@
           <w:sz w:val="22"/>
           <w:szCs w:val="22"/>
         </w:rPr>
-        <w:t xml:space="preserve"> retire les annotations TypeScript à la volée — il ne gère pas le JSX, ce qui est précisément pourquoi </w:t>
+        <w:t xml:space="preserve"> a été renommé --no-strip-types en v24.12.0. Ce que Node ne fait pas, en revanche, c'est transformer le JSX — et c'est précisément pourquoi </w:t>
       </w:r>
       <w:r>
         <w:rPr>
@@ -3177,6 +3304,17 @@
           <w:szCs w:val="22"/>
         </w:rPr>
         <w:t xml:space="preserve">.</w:t>
+      </w:r>
+      <w:r>
+        <w:rPr>
+          <w:rFonts w:ascii="Times New Roman" w:cs="Times New Roman" w:eastAsia="Times New Roman" w:hAnsi="Times New Roman"/>
+          <w:i/>
+          <w:iCs/>
+          <w:color w:val="6B7280"/>
+          <w:sz w:val="20"/>
+          <w:szCs w:val="20"/>
+        </w:rPr>
+        <w:t xml:space="preserve"> [Corrigé le 25/09/2026 : la commande portait --experimental-strip-types et la phrase en faisait la cause du déshabillage. Mesuré le 25/09/2026 sur les deux binaires de la machine (v24.15.0 du launchd, v24.18.1 de nvm) : la suite rend 16 pass avec ou sans le drapeau. La limite JSX, elle, est réelle et c'est bien elle qui justifie filtres.ts — vérifié le 25/09/2026 : « node frontend/src/App.tsx » rend TypeError [ERR_UNKNOWN_FILE_EXTENSION]: Unknown file extension ".tsx", et du JSX placé dans un .mts ne se parse pas.]</w:t>
       </w:r>
     </w:p>
     <w:p>
@@ -3439,7 +3577,7 @@
                 <w:sz w:val="22"/>
                 <w:szCs w:val="22"/>
               </w:rPr>
-              <w:t xml:space="preserve">Fichier .ts avec import dans un projet CommonJS (sans "type":"module")</w:t>
+              <w:t xml:space="preserve">Fichier .ts avec import dans un projet CommonJS (sans "type":"module") — reproduit le 25/09/2026 : le message est exactement celui de la colonne de gauche</w:t>
             </w:r>
           </w:p>
         </w:tc>
@@ -3473,7 +3611,7 @@
                 <w:sz w:val="22"/>
                 <w:szCs w:val="22"/>
               </w:rPr>
-              <w:t xml:space="preserve">Error: No test files found</w:t>
+              <w:t xml:space="preserve">ℹ tests 0 · ℹ pass 0 (aucun test lancé, code de sortie 0)</w:t>
             </w:r>
           </w:p>
         </w:tc>
@@ -3489,7 +3627,18 @@
                 <w:sz w:val="22"/>
                 <w:szCs w:val="22"/>
               </w:rPr>
-              <w:t xml:space="preserve">Tu as lancé node --test sans chemin alors qu'il n'y a pas de fichiers *.test.js dans le répertoire</w:t>
+              <w:t xml:space="preserve">node --test sans chemin : aucun fichier du dossier ne correspond à ses motifs (*.test.js, *-test.js, dossier test/…)</w:t>
+            </w:r>
+            <w:r>
+              <w:rPr>
+                <w:rFonts w:ascii="Times New Roman" w:cs="Times New Roman" w:eastAsia="Times New Roman" w:hAnsi="Times New Roman"/>
+                <w:i/>
+                <w:iCs/>
+                <w:color w:val="6B7280"/>
+                <w:sz w:val="20"/>
+                <w:szCs w:val="20"/>
+              </w:rPr>
+              <w:t xml:space="preserve"> [Corrigé le 25/09/2026 : la ligne annonçait le symptôme « Error: No test files found ». Mesuré le 25/09/2026 : node --test sans chemin n'affiche aucune erreur, il rend « ℹ tests 0 … ℹ fail 0 » et sort en 0. C'est précisément le piège — rien ne signale que rien n'a été testé.]</w:t>
             </w:r>
           </w:p>
         </w:tc>
@@ -3523,7 +3672,18 @@
                 <w:sz w:val="22"/>
                 <w:szCs w:val="22"/>
               </w:rPr>
-              <w:t xml:space="preserve">AssertionError: X == Y</w:t>
+              <w:t xml:space="preserve">AssertionError: Expected values to be strictly equal:</w:t>
+            </w:r>
+            <w:r>
+              <w:rPr>
+                <w:rFonts w:ascii="Times New Roman" w:cs="Times New Roman" w:eastAsia="Times New Roman" w:hAnsi="Times New Roman"/>
+                <w:i/>
+                <w:iCs/>
+                <w:color w:val="6B7280"/>
+                <w:sz w:val="20"/>
+                <w:szCs w:val="20"/>
+              </w:rPr>
+              <w:t xml:space="preserve"> [Corrigé le 25/09/2026 : la ligne annonçait « AssertionError: X == Y », qui est la forme d'assert.equal (Stability 3 - Legacy), pas celle de node:assert/strict employé par ce projet. Forme réelle reproduite le 25/09/2026.]</w:t>
             </w:r>
           </w:p>
         </w:tc>
@@ -3589,7 +3749,7 @@
                 <w:sz w:val="22"/>
                 <w:szCs w:val="22"/>
               </w:rPr>
-              <w:t xml:space="preserve">require('./utils') lancé depuis un mauvais répertoire</w:t>
+              <w:t xml:space="preserve">scripts/utils.js est absent, mal nommé, ou le chemin écrit dans le require est faux</w:t>
             </w:r>
           </w:p>
         </w:tc>
@@ -3605,7 +3765,18 @@
                 <w:sz w:val="22"/>
                 <w:szCs w:val="22"/>
               </w:rPr>
-              <w:t xml:space="preserve">Lance depuis la racine du projet : node scripts/tests.js (pas depuis scripts/)</w:t>
+              <w:t xml:space="preserve">Vérifie le chemin du require et l'existence du fichier : require('./utils') se résout relativement au FICHIER (__dirname), jamais au répertoire courant</w:t>
+            </w:r>
+            <w:r>
+              <w:rPr>
+                <w:rFonts w:ascii="Times New Roman" w:cs="Times New Roman" w:eastAsia="Times New Roman" w:hAnsi="Times New Roman"/>
+                <w:i/>
+                <w:iCs/>
+                <w:color w:val="6B7280"/>
+                <w:sz w:val="20"/>
+                <w:szCs w:val="20"/>
+              </w:rPr>
+              <w:t xml:space="preserve"> [Corrigé le 25/09/2026 : la ligne attribuait cette erreur à un mauvais répertoire de lancement et prescrivait « lance depuis la racine du projet, pas depuis scripts/ ». C'est l'inverse de la résolution CommonJS. Mesuré le 25/09/2026 : « node tests.js » depuis scripts/ rend 17/17 pass, et « node /chemin/absolu/scripts/tests.js » depuis /tmp aussi.]</w:t>
             </w:r>
           </w:p>
         </w:tc>
@@ -3639,7 +3810,7 @@
                 <w:sz w:val="22"/>
                 <w:szCs w:val="22"/>
               </w:rPr>
-              <w:t xml:space="preserve">require('./utils') a réussi mais la fonction n'est pas exportée</w:t>
+              <w:t xml:space="preserve">require('./utils') a réussi mais la fonction n'est pas exportée — reproduit le 25/09/2026 sur un module amputé de son export : message identique au caractère près</w:t>
             </w:r>
           </w:p>
         </w:tc>
@@ -4048,6 +4219,39 @@
     </w:p>
     <w:p>
       <w:pPr>
+        <w:pStyle w:val="ListParagraph"/>
+        <w:numPr>
+          <w:ilvl w:val="0"/>
+          <w:numId w:val="1"/>
+        </w:numPr>
+        <w:spacing w:after="60" w:before="60" w:line="276"/>
+      </w:pPr>
+      <w:r>
+        <w:rPr>
+          <w:rFonts w:ascii="Times New Roman" w:cs="Times New Roman" w:eastAsia="Times New Roman" w:hAnsi="Times New Roman"/>
+          <w:b/>
+          <w:bCs/>
+          <w:color w:val="1F2937"/>
+          <w:sz w:val="22"/>
+          <w:szCs w:val="22"/>
+        </w:rPr>
+        <w:t xml:space="preserve">Déshabillage des types et drapeaux — table History de --no-strip-types (consultée le 25/09/2026) : </w:t>
+      </w:r>
+      <w:hyperlink w:history="1" r:id="rIdcli09stripTypes25092026">
+        <w:r>
+          <w:rPr>
+            <w:rFonts w:ascii="Times New Roman" w:cs="Times New Roman" w:eastAsia="Times New Roman" w:hAnsi="Times New Roman"/>
+            <w:color w:val="1155CC"/>
+            <w:sz w:val="22"/>
+            <w:szCs w:val="22"/>
+            <w:u w:val="single"/>
+          </w:rPr>
+          <w:t xml:space="preserve">nodejs.org/api/cli.html</w:t>
+        </w:r>
+      </w:hyperlink>
+    </w:p>
+    <w:p>
+      <w:pPr>
         <w:spacing w:after="80" w:before="80"/>
       </w:pPr>
       <w:r>
@@ -4100,6 +4304,197 @@
           <w:szCs w:val="22"/>
         </w:rPr>
         <w:t xml:space="preserve">secrets dans l'environnement, dépendances vulnérables (npm audit), RGPD — ce qu'on ne met jamais dans une application générée par l'IA. La règle de base sur la branche path traversal du serveur sera revue et blindée.</w:t>
+      </w:r>
+    </w:p>
+    <w:p>
+      <w:pPr>
+        <w:spacing w:after="120" w:before="360" w:line="276"/>
+      </w:pPr>
+      <w:r>
+        <w:rPr>
+          <w:rFonts w:ascii="Times New Roman" w:cs="Times New Roman" w:eastAsia="Times New Roman" w:hAnsi="Times New Roman"/>
+          <w:b/>
+          <w:bCs/>
+          <w:color w:val="1F2937"/>
+          <w:sz w:val="22"/>
+          <w:szCs w:val="22"/>
+        </w:rPr>
+        <w:t xml:space="preserve">📝 Journal des corrections</w:t>
+      </w:r>
+    </w:p>
+    <w:p>
+      <w:pPr>
+        <w:spacing w:after="60" w:before="60" w:line="276"/>
+      </w:pPr>
+      <w:r>
+        <w:rPr>
+          <w:rFonts w:ascii="Times New Roman" w:cs="Times New Roman" w:eastAsia="Times New Roman" w:hAnsi="Times New Roman"/>
+          <w:b/>
+          <w:bCs/>
+          <w:color w:val="1F2937"/>
+          <w:sz w:val="22"/>
+          <w:szCs w:val="22"/>
+        </w:rPr>
+        <w:t xml:space="preserve">Correction du 25/09/2026 — la sortie d'échec de l'exercice 3 était reconstituée.</w:t>
+      </w:r>
+      <w:r>
+        <w:rPr>
+          <w:rFonts w:ascii="Times New Roman" w:cs="Times New Roman" w:eastAsia="Times New Roman" w:hAnsi="Times New Roman"/>
+          <w:color w:val="1F2937"/>
+          <w:sz w:val="22"/>
+          <w:szCs w:val="22"/>
+        </w:rPr>
+        <w:t xml:space="preserve"> Le bloc publié était : « AssertionError [ERR_ASSERTION]: '2026-04-06' == '2099-01-01' » suivi de « at TestContext.&lt;anonymous&gt; (scripts/tests.js:43:12) » puis du diff. Quatre écarts avec la sortie réelle, rejouée le 25/09/2026 en modifiant la ligne 48 d'une copie de scripts/tests.js : le message de node:assert/strict est Expected values to be strictly equal: (la forme X == Y est celle d'assert.equal, Stability 3 - Legacy) ; le diff précède la pile ; Node imprime un caret ^ sous le diff ; et l'assertion est ligne 46. Le code de sortie 1 et le préfixe ✖, eux, étaient exacts.</w:t>
+      </w:r>
+    </w:p>
+    <w:p>
+      <w:pPr>
+        <w:spacing w:after="60" w:before="60" w:line="276"/>
+      </w:pPr>
+      <w:r>
+        <w:rPr>
+          <w:rFonts w:ascii="Times New Roman" w:cs="Times New Roman" w:eastAsia="Times New Roman" w:hAnsi="Times New Roman"/>
+          <w:b/>
+          <w:bCs/>
+          <w:color w:val="1F2937"/>
+          <w:sz w:val="22"/>
+          <w:szCs w:val="22"/>
+        </w:rPr>
+        <w:t xml:space="preserve">Correction du 25/09/2026 — « Error: No test files found » n'existe pas.</w:t>
+      </w:r>
+      <w:r>
+        <w:rPr>
+          <w:rFonts w:ascii="Times New Roman" w:cs="Times New Roman" w:eastAsia="Times New Roman" w:hAnsi="Times New Roman"/>
+          <w:color w:val="1F2937"/>
+          <w:sz w:val="22"/>
+          <w:szCs w:val="22"/>
+        </w:rPr>
+        <w:t xml:space="preserve"> La ligne du tableau des erreurs annonçait ce message pour un « node --test » lancé sans chemin. Mesuré le 25/09/2026 : la commande rend « ℹ tests 0 · ℹ suites 0 · ℹ pass 0 · ℹ fail 0 » et sort en 0, sans un mot d'erreur. Le symptôme réel est ce silence.</w:t>
+      </w:r>
+    </w:p>
+    <w:p>
+      <w:pPr>
+        <w:spacing w:after="60" w:before="60" w:line="276"/>
+      </w:pPr>
+      <w:r>
+        <w:rPr>
+          <w:rFonts w:ascii="Times New Roman" w:cs="Times New Roman" w:eastAsia="Times New Roman" w:hAnsi="Times New Roman"/>
+          <w:b/>
+          <w:bCs/>
+          <w:color w:val="1F2937"/>
+          <w:sz w:val="22"/>
+          <w:szCs w:val="22"/>
+        </w:rPr>
+        <w:t xml:space="preserve">Correction du 25/09/2026 — la ligne « Cannot find module './utils' » enseignait l'inverse de la résolution CommonJS.</w:t>
+      </w:r>
+      <w:r>
+        <w:rPr>
+          <w:rFonts w:ascii="Times New Roman" w:cs="Times New Roman" w:eastAsia="Times New Roman" w:hAnsi="Times New Roman"/>
+          <w:color w:val="1F2937"/>
+          <w:sz w:val="22"/>
+          <w:szCs w:val="22"/>
+        </w:rPr>
+        <w:t xml:space="preserve"> Elle donnait pour cause « require('./utils') lancé depuis un mauvais répertoire » et pour remède « lance depuis la racine du projet : node scripts/tests.js (pas depuis scripts/) ». Mesuré le 25/09/2026 : depuis scripts/, « node tests.js » rend 17 pass ; depuis /tmp avec le chemin absolu, 17 pass également. require résout un chemin relatif sur __dirname, pas sur le répertoire courant.</w:t>
+      </w:r>
+    </w:p>
+    <w:p>
+      <w:pPr>
+        <w:spacing w:after="60" w:before="60" w:line="276"/>
+      </w:pPr>
+      <w:r>
+        <w:rPr>
+          <w:rFonts w:ascii="Times New Roman" w:cs="Times New Roman" w:eastAsia="Times New Roman" w:hAnsi="Times New Roman"/>
+          <w:b/>
+          <w:bCs/>
+          <w:color w:val="1F2937"/>
+          <w:sz w:val="22"/>
+          <w:szCs w:val="22"/>
+        </w:rPr>
+        <w:t xml:space="preserve">Correction du 25/09/2026 — le drapeau --experimental-strip-types est inutile et retiré de la documentation.</w:t>
+      </w:r>
+      <w:r>
+        <w:rPr>
+          <w:rFonts w:ascii="Times New Roman" w:cs="Times New Roman" w:eastAsia="Times New Roman" w:hAnsi="Times New Roman"/>
+          <w:color w:val="1F2937"/>
+          <w:sz w:val="22"/>
+          <w:szCs w:val="22"/>
+        </w:rPr>
+        <w:t xml:space="preserve"> Il figurait dans l'annonce de l'incrément, dans la commande de l'étape 4, dans l'explication qui suit, et dans l'en-tête de frontend/src/filtres.ts. La table History de --no-strip-types (nodejs.org/api/cli.html, consultée le 25/09/2026) donne : « v23.6.0, v22.18.0 — Type stripping is enabled by default » et « v25.2.0, v24.12.0 — Type stripping is now stable, the flag was renamed from --no-experimental-strip-types to --no-strip-types ». Le projet tourne sur v24.15.0. Mesuré sans le drapeau sur les deux binaires de la machine : 16 pass, 0 fail. La forme non niée --experimental-strip-types n'apparaît plus dans la page ; elle survit comme alias dans node --help.</w:t>
+      </w:r>
+    </w:p>
+    <w:p>
+      <w:pPr>
+        <w:spacing w:after="60" w:before="60" w:line="276"/>
+      </w:pPr>
+      <w:r>
+        <w:rPr>
+          <w:rFonts w:ascii="Times New Roman" w:cs="Times New Roman" w:eastAsia="Times New Roman" w:hAnsi="Times New Roman"/>
+          <w:b/>
+          <w:bCs/>
+          <w:color w:val="1F2937"/>
+          <w:sz w:val="22"/>
+          <w:szCs w:val="22"/>
+        </w:rPr>
+        <w:t xml:space="preserve">Correction du 25/09/2026 — le bloc « Syntaxe 2 » ne tournait pas.</w:t>
+      </w:r>
+      <w:r>
+        <w:rPr>
+          <w:rFonts w:ascii="Times New Roman" w:cs="Times New Roman" w:eastAsia="Times New Roman" w:hAnsi="Times New Roman"/>
+          <w:color w:val="1F2937"/>
+          <w:sz w:val="22"/>
+          <w:szCs w:val="22"/>
+        </w:rPr>
+        <w:t xml:space="preserve"> Il importait « const { test } = require('node:test') » puis employait describe et it. Copié tel quel : ReferenceError: describe is not defined, code de sortie 1 (mesuré le 25/09/2026). Les deux alias s'importent de node:test ; scripts/tests.js, lui, les importe correctement.</w:t>
+      </w:r>
+    </w:p>
+    <w:p>
+      <w:pPr>
+        <w:spacing w:after="60" w:before="60" w:line="276"/>
+      </w:pPr>
+      <w:r>
+        <w:rPr>
+          <w:rFonts w:ascii="Times New Roman" w:cs="Times New Roman" w:eastAsia="Times New Roman" w:hAnsi="Times New Roman"/>
+          <w:b/>
+          <w:bCs/>
+          <w:color w:val="1F2937"/>
+          <w:sz w:val="22"/>
+          <w:szCs w:val="22"/>
+        </w:rPr>
+        <w:t xml:space="preserve">Correction du 25/09/2026 — la citation de la page et la version de Node.</w:t>
+      </w:r>
+      <w:r>
+        <w:rPr>
+          <w:rFonts w:ascii="Times New Roman" w:cs="Times New Roman" w:eastAsia="Times New Roman" w:hAnsi="Times New Roman"/>
+          <w:color w:val="1F2937"/>
+          <w:sz w:val="22"/>
+          <w:szCs w:val="22"/>
+        </w:rPr>
+        <w:t xml:space="preserve"> La page nodejs.org/api/test.html écrit « Stability: 2 - Stable » avec un trait d'union ; la leçon citait un tiret cadratin. Et « Node.js v24.15.0, la version de ce projet » ne nommait qu'un des deux binaires installés : /usr/local/bin/node (celui du launchd) est en v24.15.0, le node de nvm en v24.18.1, et le LTS courant est v24.21.0.</w:t>
+      </w:r>
+    </w:p>
+    <w:p>
+      <w:pPr>
+        <w:spacing w:after="60" w:before="60" w:line="276"/>
+      </w:pPr>
+      <w:r>
+        <w:rPr>
+          <w:rFonts w:ascii="Times New Roman" w:cs="Times New Roman" w:eastAsia="Times New Roman" w:hAnsi="Times New Roman"/>
+          <w:b/>
+          <w:bCs/>
+          <w:color w:val="1F2937"/>
+          <w:sz w:val="22"/>
+          <w:szCs w:val="22"/>
+        </w:rPr>
+        <w:t xml:space="preserve">Ce qui a été vérifié et n'a pas bougé.</w:t>
+      </w:r>
+      <w:r>
+        <w:rPr>
+          <w:rFonts w:ascii="Times New Roman" w:cs="Times New Roman" w:eastAsia="Times New Roman" w:hAnsi="Times New Roman"/>
+          <w:color w:val="1F2937"/>
+          <w:sz w:val="22"/>
+          <w:szCs w:val="22"/>
+        </w:rPr>
+        <w:t xml:space="preserve"> Les trois sorties chiffrées de la leçon sont des mesures exactes, rejouées le 25/09/2026 : 17 tests · 3 suites en 16,6 ms, 16 tests · 2 suites, 33 tests · 5 suites via npm test, 0 fail partout, code de sortie 1 sur échec. Le cas limite .fiche.md → null est dans le fichier et passe. npx tsc --noEmit sort en 0 et vite build construit après le déplacement de matcheFiltres. Les deux Challenges ont une réponse observable : extraireDate('rapport_2026-13-45.docx') rend '2026-13-45' et matcheFiltres(…, ' ', '') rend true. Et l'engagement de la leçon 08 — « testable unitairement en leçon 09 », écrit ligne 34 d'App.tsx au commit 2175296 — est tenu.</w:t>
       </w:r>
     </w:p>
     <w:sectPr>
